--- a/PQR-2026-001_焊接工艺评定.docx
+++ b/PQR-2026-001_焊接工艺评定.docx
@@ -2251,7 +2251,7 @@
                 <w:rFonts w:ascii="宋体" w:hAnsi="宋体" w:hint="eastAsia"/>
                 <w:szCs w:val="21"/>
               </w:rPr>
-              <w:t>类别号  Fe-1-1  组别号  I-1  与类别号  Fe-1-1  组别号  I-1  相焊  及标准号  GB/T 700  材料代号  /  与标准号  GB/T 700  材料代号  /  相焊</w:t>
+              <w:t>类别号  Fe-1  组别号  1  与类别号  Fe-1  组别号  1  相焊  及标准号  GB/T 700  材料代号  /  与标准号  GB/T 700  材料代号  /  相焊</w:t>
             </w:r>
             <w:r>
               <w:rPr>
@@ -2628,7 +2628,7 @@
                 <w:rFonts w:ascii="宋体" w:hAnsi="宋体" w:hint="eastAsia"/>
                 <w:szCs w:val="21"/>
               </w:rPr>
-              <w:t>对接焊缝焊件母材厚度范围：1.5~16 mm</w:t>
+              <w:t>对接焊缝焊件母材厚度范围：</w:t>
             </w:r>
             <w:r>
               <w:rPr>
@@ -3751,7 +3751,7 @@
               <w:rPr>
                 <w:rFonts w:ascii="宋体" w:hAnsi="宋体" w:hint="eastAsia"/>
               </w:rPr>
-              <w:t xml:space="preserve">对接焊缝焊件焊缝金属厚度范围：0.5~16 mm角焊缝焊件焊缝金属厚度范围            </w:t>
+              <w:t xml:space="preserve">对接焊缝焊件焊缝金属厚度范围：角焊缝焊件焊缝金属厚度范围            </w:t>
             </w:r>
             <w:r>
               <w:rPr>
@@ -6404,7 +6404,7 @@
               </w:rPr>
             </w:pPr>
             <w:r>
-              <w:t>j507</w:t>
+              <w:t>J421</w:t>
             </w:r>
           </w:p>
         </w:tc>
@@ -6425,7 +6425,7 @@
               <w:jc w:val="center"/>
             </w:pPr>
             <w:r>
-              <w:t>3.2</w:t>
+              <w:t>Φ2.5/3.2/4.0</w:t>
             </w:r>
           </w:p>
         </w:tc>
@@ -6635,7 +6635,7 @@
               </w:rPr>
             </w:pPr>
             <w:r>
-              <w:t>E4303</w:t>
+              <w:t>J421</w:t>
             </w:r>
           </w:p>
         </w:tc>
@@ -6659,7 +6659,7 @@
               </w:rPr>
             </w:pPr>
             <w:r>
-              <w:t>3.2/4.0</w:t>
+              <w:t>Φ2.5/3.2/4.0</w:t>
             </w:r>
           </w:p>
         </w:tc>
@@ -6866,7 +6866,7 @@
               </w:rPr>
             </w:pPr>
             <w:r>
-              <w:t>E4303</w:t>
+              <w:t>J421</w:t>
             </w:r>
           </w:p>
         </w:tc>
@@ -6890,7 +6890,7 @@
               </w:rPr>
             </w:pPr>
             <w:r>
-              <w:t>3.2/4.0</w:t>
+              <w:t>Φ2.5/3.2/4.0</w:t>
             </w:r>
           </w:p>
         </w:tc>
@@ -8570,7 +8570,7 @@
               <w:jc w:val="center"/>
             </w:pPr>
             <w:r>
-              <w:t>2026年08月19日</w:t>
+              <w:t>2026年08月20日</w:t>
             </w:r>
           </w:p>
         </w:tc>
@@ -8656,7 +8656,7 @@
               <w:jc w:val="center"/>
             </w:pPr>
             <w:r>
-              <w:t>2026年08月19日</w:t>
+              <w:t>2026年08月20日</w:t>
             </w:r>
           </w:p>
         </w:tc>
@@ -8742,7 +8742,7 @@
               <w:jc w:val="center"/>
             </w:pPr>
             <w:r>
-              <w:t>2026年08月19日</w:t>
+              <w:t>2026年08月20日</w:t>
             </w:r>
           </w:p>
         </w:tc>
@@ -9266,7 +9266,7 @@
               <w:rPr>
                 <w:rFonts w:hint="eastAsia"/>
               </w:rPr>
-              <w:t>钢 号.：Q235B / Q235B</w:t>
+              <w:t>钢 号.：Q195 / Q195</w:t>
             </w:r>
             <w:r/>
             <w:r>
@@ -9350,7 +9350,7 @@
               <w:rPr>
                 <w:rFonts w:hint="eastAsia"/>
               </w:rPr>
-              <w:t>类、组别号：Fe-1-1 / I-1与类、组别号：        相焊</w:t>
+              <w:t>类、组别号：Fe-1 / 1与类、组别号：        相焊</w:t>
             </w:r>
             <w:r>
               <w:rPr>
@@ -10118,7 +10118,7 @@
               <w:rPr>
                 <w:rFonts w:hint="eastAsia"/>
               </w:rPr>
-              <w:t>焊材牌号：E4303</w:t>
+              <w:t>焊材牌号：J421</w:t>
             </w:r>
             <w:r>
               <w:rPr>
@@ -10151,7 +10151,7 @@
               <w:rPr>
                 <w:rFonts w:hint="eastAsia"/>
               </w:rPr>
-              <w:t>焊材规格：3.2/4.0</w:t>
+              <w:t>焊材规格：Φ2.5/3.2/4.0</w:t>
             </w:r>
             <w:r>
               <w:rPr>
@@ -10183,7 +10183,7 @@
               <w:rPr>
                 <w:rFonts w:hint="eastAsia"/>
               </w:rPr>
-              <w:t>焊缝金属厚度：0.5~16 mm</w:t>
+              <w:t>焊缝金属厚度：/</w:t>
             </w:r>
             <w:r>
               <w:rPr>
@@ -16350,7 +16350,7 @@
               </w:rPr>
             </w:pPr>
             <w:r>
-              <w:t>2026年08月19日</w:t>
+              <w:t>2026年08月20日</w:t>
             </w:r>
           </w:p>
         </w:tc>
@@ -16650,7 +16650,7 @@
               </w:rPr>
             </w:pPr>
             <w:r>
-              <w:t>2026年08月19日</w:t>
+              <w:t>2026年08月20日</w:t>
             </w:r>
           </w:p>
         </w:tc>
@@ -16720,7 +16720,7 @@
               </w:rPr>
             </w:pPr>
             <w:r>
-              <w:t>2026年08月19日</w:t>
+              <w:t>2026年08月20日</w:t>
             </w:r>
           </w:p>
         </w:tc>
@@ -16790,7 +16790,7 @@
               </w:rPr>
             </w:pPr>
             <w:r>
-              <w:t>2026年08月19日</w:t>
+              <w:t>2026年08月20日</w:t>
             </w:r>
           </w:p>
         </w:tc>
@@ -19443,7 +19443,7 @@
               </w:rPr>
             </w:pPr>
             <w:r>
-              <w:t>j507 / 3.2</w:t>
+              <w:t>J421 / Φ2.5/3.2/4.0</w:t>
             </w:r>
           </w:p>
         </w:tc>
@@ -19618,7 +19618,7 @@
               </w:rPr>
             </w:pPr>
             <w:r>
-              <w:t>E4303 / 3.2/4.0</w:t>
+              <w:t>J421 / Φ2.5/3.2/4.0</w:t>
             </w:r>
           </w:p>
         </w:tc>
@@ -19789,7 +19789,7 @@
               <w:jc w:val="center"/>
             </w:pPr>
             <w:r>
-              <w:t>E4303 / 3.2/4.0</w:t>
+              <w:t>J421 / Φ2.5/3.2/4.0</w:t>
             </w:r>
           </w:p>
         </w:tc>
